--- a/docs/Pruebas_Seguridad_LMS_CENAT.docx
+++ b/docs/Pruebas_Seguridad_LMS_CENAT.docx
@@ -86,7 +86,7 @@
           <w:sz w:val="22"/>
           <w:szCs w:val="22"/>
         </w:rPr>
-        <w:t xml:space="preserve">Julio, 2026</w:t>
+        <w:t xml:space="preserve">Julio - Agosto, 2026</w:t>
       </w:r>
     </w:p>
     <w:p>
@@ -176,7 +176,7 @@
         <w:spacing w:after="150"/>
       </w:pPr>
       <w:r>
-        <w:t xml:space="preserve">En total se identificaron y corrigieron 20 hallazgos, distribuidos en 6 módulos funcionales del sistema. La mayoría de las correcciones fueron verificadas en vivo contra el sistema en ejecución, con evidencia documentada mediante capturas de pantalla y respuestas reales de la API.</w:t>
+        <w:t xml:space="preserve">En total se identificaron y corrigieron 24 hallazgos, distribuidos en 7 módulos funcionales del sistema. Los primeros 20 se identificaron durante la revisión de seguridad inicial (julio); los 4 restantes se agregaron en una segunda fase de refuerzo (agosto), junto con nuevas funcionalidades. La mayoría de las correcciones fueron verificadas en vivo contra el sistema en ejecución, con evidencia documentada mediante capturas de pantalla y respuestas reales de la API.</w:t>
       </w:r>
     </w:p>
     <w:p>
@@ -193,7 +193,7 @@
         <w:spacing w:after="150"/>
       </w:pPr>
       <w:r>
-        <w:t xml:space="preserve">La siguiente tabla resume los 20 hallazgos identificados y corregidos, organizados por módulo y nivel de severidad.</w:t>
+        <w:t xml:space="preserve">La siguiente tabla resume los 24 hallazgos identificados y corregidos, organizados por módulo y nivel de severidad.</w:t>
       </w:r>
     </w:p>
     <w:tbl>
@@ -2175,6 +2175,378 @@
           </w:p>
         </w:tc>
       </w:tr>
+      <w:tr>
+        <w:tc>
+          <w:tcPr>
+            <w:tcW w:type="dxa" w:w="500"/>
+            <w:shd w:fill="F2F2F2" w:val="clear"/>
+            <w:vAlign w:val="center"/>
+          </w:tcPr>
+          <w:p>
+            <w:r>
+              <w:rPr>
+                <w:b w:val="false"/>
+                <w:bCs w:val="false"/>
+                <w:sz w:val="20"/>
+                <w:szCs w:val="20"/>
+              </w:rPr>
+              <w:t xml:space="preserve">21</w:t>
+            </w:r>
+          </w:p>
+        </w:tc>
+        <w:tc>
+          <w:tcPr>
+            <w:tcW w:type="dxa" w:w="2200"/>
+            <w:shd w:fill="F2F2F2" w:val="clear"/>
+            <w:vAlign w:val="center"/>
+          </w:tcPr>
+          <w:p>
+            <w:r>
+              <w:rPr>
+                <w:b w:val="false"/>
+                <w:bCs w:val="false"/>
+                <w:sz w:val="18"/>
+                <w:szCs w:val="18"/>
+              </w:rPr>
+              <w:t xml:space="preserve">Validación y Manejo de Archivos</w:t>
+            </w:r>
+          </w:p>
+        </w:tc>
+        <w:tc>
+          <w:tcPr>
+            <w:tcW w:type="dxa" w:w="4200"/>
+            <w:shd w:fill="F2F2F2" w:val="clear"/>
+            <w:vAlign w:val="center"/>
+          </w:tcPr>
+          <w:p>
+            <w:r>
+              <w:rPr>
+                <w:b w:val="false"/>
+                <w:bCs w:val="false"/>
+                <w:sz w:val="18"/>
+                <w:szCs w:val="18"/>
+              </w:rPr>
+              <w:t xml:space="preserve">Validación de tipo de archivo solo por extensión y MIME (ambos controlados por el cliente)</w:t>
+            </w:r>
+          </w:p>
+        </w:tc>
+        <w:tc>
+          <w:tcPr>
+            <w:tcW w:type="dxa" w:w="1300"/>
+            <w:shd w:fill="F2F2F2" w:val="clear"/>
+            <w:vAlign w:val="center"/>
+          </w:tcPr>
+          <w:p>
+            <w:r>
+              <w:rPr>
+                <w:b/>
+                <w:bCs/>
+                <w:color w:val="E36C09"/>
+                <w:sz w:val="20"/>
+                <w:szCs w:val="20"/>
+              </w:rPr>
+              <w:t xml:space="preserve">Alta</w:t>
+            </w:r>
+          </w:p>
+        </w:tc>
+        <w:tc>
+          <w:tcPr>
+            <w:tcW w:type="dxa" w:w="1800"/>
+            <w:shd w:fill="F2F2F2" w:val="clear"/>
+            <w:vAlign w:val="center"/>
+          </w:tcPr>
+          <w:p>
+            <w:r>
+              <w:rPr>
+                <w:b w:val="false"/>
+                <w:bCs w:val="false"/>
+                <w:sz w:val="18"/>
+                <w:szCs w:val="18"/>
+              </w:rPr>
+              <w:t xml:space="preserve">En vivo</w:t>
+            </w:r>
+          </w:p>
+        </w:tc>
+      </w:tr>
+      <w:tr>
+        <w:tc>
+          <w:tcPr>
+            <w:tcW w:type="dxa" w:w="500"/>
+            <w:shd w:fill="F2F2F2" w:val="clear"/>
+            <w:vAlign w:val="center"/>
+          </w:tcPr>
+          <w:p>
+            <w:r>
+              <w:rPr>
+                <w:b w:val="false"/>
+                <w:bCs w:val="false"/>
+                <w:sz w:val="20"/>
+                <w:szCs w:val="20"/>
+              </w:rPr>
+              <w:t xml:space="preserve">22</w:t>
+            </w:r>
+          </w:p>
+        </w:tc>
+        <w:tc>
+          <w:tcPr>
+            <w:tcW w:type="dxa" w:w="2200"/>
+            <w:shd w:fill="F2F2F2" w:val="clear"/>
+            <w:vAlign w:val="center"/>
+          </w:tcPr>
+          <w:p>
+            <w:r>
+              <w:rPr>
+                <w:b w:val="false"/>
+                <w:bCs w:val="false"/>
+                <w:sz w:val="18"/>
+                <w:szCs w:val="18"/>
+              </w:rPr>
+              <w:t xml:space="preserve">Configuración General del Servidor</w:t>
+            </w:r>
+          </w:p>
+        </w:tc>
+        <w:tc>
+          <w:tcPr>
+            <w:tcW w:type="dxa" w:w="4200"/>
+            <w:shd w:fill="F2F2F2" w:val="clear"/>
+            <w:vAlign w:val="center"/>
+          </w:tcPr>
+          <w:p>
+            <w:r>
+              <w:rPr>
+                <w:b w:val="false"/>
+                <w:bCs w:val="false"/>
+                <w:sz w:val="18"/>
+                <w:szCs w:val="18"/>
+              </w:rPr>
+              <w:t xml:space="preserve">Ausencia de cabeceras HTTP de seguridad (clickjacking, sniffing de tipo MIME)</w:t>
+            </w:r>
+          </w:p>
+        </w:tc>
+        <w:tc>
+          <w:tcPr>
+            <w:tcW w:type="dxa" w:w="1300"/>
+            <w:shd w:fill="F2F2F2" w:val="clear"/>
+            <w:vAlign w:val="center"/>
+          </w:tcPr>
+          <w:p>
+            <w:r>
+              <w:rPr>
+                <w:b/>
+                <w:bCs/>
+                <w:color w:val="BF8F00"/>
+                <w:sz w:val="20"/>
+                <w:szCs w:val="20"/>
+              </w:rPr>
+              <w:t xml:space="preserve">Media</w:t>
+            </w:r>
+          </w:p>
+        </w:tc>
+        <w:tc>
+          <w:tcPr>
+            <w:tcW w:type="dxa" w:w="1800"/>
+            <w:shd w:fill="F2F2F2" w:val="clear"/>
+            <w:vAlign w:val="center"/>
+          </w:tcPr>
+          <w:p>
+            <w:r>
+              <w:rPr>
+                <w:b w:val="false"/>
+                <w:bCs w:val="false"/>
+                <w:sz w:val="18"/>
+                <w:szCs w:val="18"/>
+              </w:rPr>
+              <w:t xml:space="preserve">En vivo</w:t>
+            </w:r>
+          </w:p>
+        </w:tc>
+      </w:tr>
+      <w:tr>
+        <w:tc>
+          <w:tcPr>
+            <w:tcW w:type="dxa" w:w="500"/>
+            <w:shd w:fill="F2F2F2" w:val="clear"/>
+            <w:vAlign w:val="center"/>
+          </w:tcPr>
+          <w:p>
+            <w:r>
+              <w:rPr>
+                <w:b w:val="false"/>
+                <w:bCs w:val="false"/>
+                <w:sz w:val="20"/>
+                <w:szCs w:val="20"/>
+              </w:rPr>
+              <w:t xml:space="preserve">23</w:t>
+            </w:r>
+          </w:p>
+        </w:tc>
+        <w:tc>
+          <w:tcPr>
+            <w:tcW w:type="dxa" w:w="2200"/>
+            <w:shd w:fill="F2F2F2" w:val="clear"/>
+            <w:vAlign w:val="center"/>
+          </w:tcPr>
+          <w:p>
+            <w:r>
+              <w:rPr>
+                <w:b w:val="false"/>
+                <w:bCs w:val="false"/>
+                <w:sz w:val="18"/>
+                <w:szCs w:val="18"/>
+              </w:rPr>
+              <w:t xml:space="preserve">Límite de Solicitudes</w:t>
+            </w:r>
+          </w:p>
+        </w:tc>
+        <w:tc>
+          <w:tcPr>
+            <w:tcW w:type="dxa" w:w="4200"/>
+            <w:shd w:fill="F2F2F2" w:val="clear"/>
+            <w:vAlign w:val="center"/>
+          </w:tcPr>
+          <w:p>
+            <w:r>
+              <w:rPr>
+                <w:b w:val="false"/>
+                <w:bCs w:val="false"/>
+                <w:sz w:val="18"/>
+                <w:szCs w:val="18"/>
+              </w:rPr>
+              <w:t xml:space="preserve">Sin límite de solicitudes en inscripción/desinscripción y creación de cursos</w:t>
+            </w:r>
+          </w:p>
+        </w:tc>
+        <w:tc>
+          <w:tcPr>
+            <w:tcW w:type="dxa" w:w="1300"/>
+            <w:shd w:fill="F2F2F2" w:val="clear"/>
+            <w:vAlign w:val="center"/>
+          </w:tcPr>
+          <w:p>
+            <w:r>
+              <w:rPr>
+                <w:b/>
+                <w:bCs/>
+                <w:color w:val="595959"/>
+                <w:sz w:val="20"/>
+                <w:szCs w:val="20"/>
+              </w:rPr>
+              <w:t xml:space="preserve">Baja</w:t>
+            </w:r>
+          </w:p>
+        </w:tc>
+        <w:tc>
+          <w:tcPr>
+            <w:tcW w:type="dxa" w:w="1800"/>
+            <w:shd w:fill="F2F2F2" w:val="clear"/>
+            <w:vAlign w:val="center"/>
+          </w:tcPr>
+          <w:p>
+            <w:r>
+              <w:rPr>
+                <w:b w:val="false"/>
+                <w:bCs w:val="false"/>
+                <w:sz w:val="18"/>
+                <w:szCs w:val="18"/>
+              </w:rPr>
+              <w:t xml:space="preserve">Por código</w:t>
+            </w:r>
+          </w:p>
+        </w:tc>
+      </w:tr>
+      <w:tr>
+        <w:tc>
+          <w:tcPr>
+            <w:tcW w:type="dxa" w:w="500"/>
+            <w:shd w:fill="F2F2F2" w:val="clear"/>
+            <w:vAlign w:val="center"/>
+          </w:tcPr>
+          <w:p>
+            <w:r>
+              <w:rPr>
+                <w:b w:val="false"/>
+                <w:bCs w:val="false"/>
+                <w:sz w:val="20"/>
+                <w:szCs w:val="20"/>
+              </w:rPr>
+              <w:t xml:space="preserve">24</w:t>
+            </w:r>
+          </w:p>
+        </w:tc>
+        <w:tc>
+          <w:tcPr>
+            <w:tcW w:type="dxa" w:w="2200"/>
+            <w:shd w:fill="F2F2F2" w:val="clear"/>
+            <w:vAlign w:val="center"/>
+          </w:tcPr>
+          <w:p>
+            <w:r>
+              <w:rPr>
+                <w:b w:val="false"/>
+                <w:bCs w:val="false"/>
+                <w:sz w:val="18"/>
+                <w:szCs w:val="18"/>
+              </w:rPr>
+              <w:t xml:space="preserve">Dependencias de Terceros</w:t>
+            </w:r>
+          </w:p>
+        </w:tc>
+        <w:tc>
+          <w:tcPr>
+            <w:tcW w:type="dxa" w:w="4200"/>
+            <w:shd w:fill="F2F2F2" w:val="clear"/>
+            <w:vAlign w:val="center"/>
+          </w:tcPr>
+          <w:p>
+            <w:r>
+              <w:rPr>
+                <w:b w:val="false"/>
+                <w:bCs w:val="false"/>
+                <w:sz w:val="18"/>
+                <w:szCs w:val="18"/>
+              </w:rPr>
+              <w:t xml:space="preserve">Dependencias npm con vulnerabilidades conocidas (body-parser, brace-expansion, ip-address)</w:t>
+            </w:r>
+          </w:p>
+        </w:tc>
+        <w:tc>
+          <w:tcPr>
+            <w:tcW w:type="dxa" w:w="1300"/>
+            <w:shd w:fill="F2F2F2" w:val="clear"/>
+            <w:vAlign w:val="center"/>
+          </w:tcPr>
+          <w:p>
+            <w:r>
+              <w:rPr>
+                <w:b/>
+                <w:bCs/>
+                <w:color w:val="E36C09"/>
+                <w:sz w:val="20"/>
+                <w:szCs w:val="20"/>
+              </w:rPr>
+              <w:t xml:space="preserve">Alta</w:t>
+            </w:r>
+          </w:p>
+        </w:tc>
+        <w:tc>
+          <w:tcPr>
+            <w:tcW w:type="dxa" w:w="1800"/>
+            <w:shd w:fill="F2F2F2" w:val="clear"/>
+            <w:vAlign w:val="center"/>
+          </w:tcPr>
+          <w:p>
+            <w:r>
+              <w:rPr>
+                <w:b w:val="false"/>
+                <w:bCs w:val="false"/>
+                <w:sz w:val="18"/>
+                <w:szCs w:val="18"/>
+              </w:rPr>
+              <w:t xml:space="preserve">Por código</w:t>
+            </w:r>
+          </w:p>
+        </w:tc>
+      </w:tr>
     </w:tbl>
     <w:p>
       <w:pPr>
@@ -2216,7 +2588,7 @@
         <w:spacing w:after="80"/>
       </w:pPr>
       <w:r>
-        <w:t xml:space="preserve">Alta: 5 hallazgos — exposición de datos o ausencia de controles de acceso relevantes.</w:t>
+        <w:t xml:space="preserve">Alta: 7 hallazgos — exposición de datos, ausencia de controles de acceso relevantes, o validación insuficiente de archivos y dependencias.</w:t>
       </w:r>
     </w:p>
     <w:p>
@@ -2229,7 +2601,7 @@
         <w:spacing w:after="80"/>
       </w:pPr>
       <w:r>
-        <w:t xml:space="preserve">Media: 8 hallazgos — configuración de seguridad incompleta o falta de validación de datos.</w:t>
+        <w:t xml:space="preserve">Media: 9 hallazgos — configuración de seguridad incompleta o falta de validación de datos.</w:t>
       </w:r>
     </w:p>
     <w:p>
@@ -2242,7 +2614,7 @@
         <w:spacing w:after="80"/>
       </w:pPr>
       <w:r>
-        <w:t xml:space="preserve">Baja: 2 hallazgos — mejoras de manejo de errores y experiencia de usuario.</w:t>
+        <w:t xml:space="preserve">Baja: 3 hallazgos — mejoras de manejo de errores, experiencia de usuario y límites de uso.</w:t>
       </w:r>
     </w:p>
     <w:p>
@@ -3601,6 +3973,284 @@
       </w:r>
       <w:r>
         <w:t xml:space="preserve">Se detuvo el servicio de MySQL con el servidor Node.js en ejecución. El servidor permaneció activo y respondiendo peticiones de forma controlada durante toda la interrupción; al restaurar el servicio de MySQL, las peticiones volvieron a funcionar con normalidad sin necesidad de reiniciar el proceso de Node.js.</w:t>
+      </w:r>
+    </w:p>
+    <w:p>
+      <w:pPr>
+        <w:pStyle w:val="Heading2"/>
+        <w:spacing w:after="150" w:before="300"/>
+      </w:pPr>
+      <w:r>
+        <w:t xml:space="preserve">Módulo 7 — Refuerzos de Seguridad Adicionales</w:t>
+      </w:r>
+    </w:p>
+    <w:p>
+      <w:pPr>
+        <w:pStyle w:val="Heading3"/>
+        <w:spacing w:after="100" w:before="200"/>
+      </w:pPr>
+      <w:r>
+        <w:t xml:space="preserve">21. Validación de tipo de archivo solo por extensión y MIME  (Severidad: Alta)</w:t>
+      </w:r>
+    </w:p>
+    <w:p>
+      <w:pPr>
+        <w:spacing w:after="150"/>
+      </w:pPr>
+      <w:r>
+        <w:rPr>
+          <w:b/>
+          <w:bCs/>
+        </w:rPr>
+        <w:t xml:space="preserve">Archivo(s): </w:t>
+      </w:r>
+      <w:r>
+        <w:t xml:space="preserve">src/middlewares/upload.middleware.js, src/middlewares/fileSignature.middleware.js (nuevo)</w:t>
+      </w:r>
+    </w:p>
+    <w:p>
+      <w:pPr>
+        <w:spacing w:after="150"/>
+      </w:pPr>
+      <w:r>
+        <w:rPr>
+          <w:b/>
+          <w:bCs/>
+        </w:rPr>
+        <w:t xml:space="preserve">Problema: </w:t>
+      </w:r>
+      <w:r>
+        <w:t xml:space="preserve">El filtro de tipo de archivo en las subidas (videos, documentos, miniaturas) solo verificaba la extensión del nombre de archivo y el campo mimetype reportado por el cliente en la petición HTTP, ambos controlados por quien hace la subida. Un archivo podía renombrarse a ".pdf" y falsificar su Content-Type para evadir el filtro.</w:t>
+      </w:r>
+    </w:p>
+    <w:p>
+      <w:pPr>
+        <w:spacing w:after="150"/>
+      </w:pPr>
+      <w:r>
+        <w:rPr>
+          <w:b/>
+          <w:bCs/>
+        </w:rPr>
+        <w:t xml:space="preserve">Corrección aplicada: </w:t>
+      </w:r>
+      <w:r>
+        <w:t xml:space="preserve">Se agregó un middleware que, tras la subida, lee los primeros bytes reales del archivo ya escrito en disco (librería file-type) y verifica que coincidan con la extensión declarada. Si no coincide, el archivo se borra del servidor y la petición se rechaza con 400.</w:t>
+      </w:r>
+    </w:p>
+    <w:p>
+      <w:pPr>
+        <w:spacing w:after="150"/>
+      </w:pPr>
+      <w:r>
+        <w:rPr>
+          <w:b/>
+          <w:bCs/>
+        </w:rPr>
+        <w:t xml:space="preserve">Evidencia de verificación: </w:t>
+      </w:r>
+      <w:r>
+        <w:t xml:space="preserve">Se subió un archivo de texto plano renombrado a ".pdf" y a ".png"; en ambos casos el servidor lo rechazó indicando que el contenido no coincide con la extensión, y el archivo fue eliminado del disco. Un PDF y un PNG reales fueron aceptados sin problema.</w:t>
+      </w:r>
+    </w:p>
+    <w:p>
+      <w:pPr>
+        <w:pStyle w:val="Heading3"/>
+        <w:spacing w:after="100" w:before="200"/>
+      </w:pPr>
+      <w:r>
+        <w:t xml:space="preserve">22. Ausencia de cabeceras HTTP de seguridad  (Severidad: Media)</w:t>
+      </w:r>
+    </w:p>
+    <w:p>
+      <w:pPr>
+        <w:spacing w:after="150"/>
+      </w:pPr>
+      <w:r>
+        <w:rPr>
+          <w:b/>
+          <w:bCs/>
+        </w:rPr>
+        <w:t xml:space="preserve">Archivo(s): </w:t>
+      </w:r>
+      <w:r>
+        <w:t xml:space="preserve">src/app.js</w:t>
+      </w:r>
+    </w:p>
+    <w:p>
+      <w:pPr>
+        <w:spacing w:after="150"/>
+      </w:pPr>
+      <w:r>
+        <w:rPr>
+          <w:b/>
+          <w:bCs/>
+        </w:rPr>
+        <w:t xml:space="preserve">Problema: </w:t>
+      </w:r>
+      <w:r>
+        <w:t xml:space="preserve">El servidor no enviaba cabeceras HTTP de seguridad estándar (protección contra clickjacking, sniffing de tipo MIME, ocultamiento de la tecnología del servidor).</w:t>
+      </w:r>
+    </w:p>
+    <w:p>
+      <w:pPr>
+        <w:spacing w:after="150"/>
+      </w:pPr>
+      <w:r>
+        <w:rPr>
+          <w:b/>
+          <w:bCs/>
+        </w:rPr>
+        <w:t xml:space="preserve">Corrección aplicada: </w:t>
+      </w:r>
+      <w:r>
+        <w:t xml:space="preserve">Se incorporó la librería Helmet, que agrega automáticamente cabeceras como X-Frame-Options y X-Content-Type-Options, y elimina la cabecera X-Powered-By. La política de seguridad de contenido (CSP) por defecto se desactivó explícitamente porque el frontend carga Tailwind CSS y Font Awesome desde un CDN externo; con la CSP activa por defecto la interfaz dejaba de funcionar.</w:t>
+      </w:r>
+    </w:p>
+    <w:p>
+      <w:pPr>
+        <w:spacing w:after="150"/>
+      </w:pPr>
+      <w:r>
+        <w:rPr>
+          <w:b/>
+          <w:bCs/>
+        </w:rPr>
+        <w:t xml:space="preserve">Evidencia de verificación: </w:t>
+      </w:r>
+      <w:r>
+        <w:t xml:space="preserve">Se confirmó que la respuesta del servidor incluye las cabeceras X-Frame-Options: SAMEORIGIN y X-Content-Type-Options: nosniff, y ya no incluye X-Powered-By.</w:t>
+      </w:r>
+    </w:p>
+    <w:p>
+      <w:pPr>
+        <w:pStyle w:val="Heading3"/>
+        <w:spacing w:after="100" w:before="200"/>
+      </w:pPr>
+      <w:r>
+        <w:t xml:space="preserve">23. Sin límite de solicitudes en inscripción/desinscripción y creación de cursos  (Severidad: Baja)</w:t>
+      </w:r>
+    </w:p>
+    <w:p>
+      <w:pPr>
+        <w:spacing w:after="150"/>
+      </w:pPr>
+      <w:r>
+        <w:rPr>
+          <w:b/>
+          <w:bCs/>
+        </w:rPr>
+        <w:t xml:space="preserve">Archivo(s): </w:t>
+      </w:r>
+      <w:r>
+        <w:t xml:space="preserve">src/middlewares/rateLimit.middleware.js, src/routes/course.routes.js</w:t>
+      </w:r>
+    </w:p>
+    <w:p>
+      <w:pPr>
+        <w:spacing w:after="150"/>
+      </w:pPr>
+      <w:r>
+        <w:rPr>
+          <w:b/>
+          <w:bCs/>
+        </w:rPr>
+        <w:t xml:space="preserve">Problema: </w:t>
+      </w:r>
+      <w:r>
+        <w:t xml:space="preserve">El límite de solicitudes implementado en la revisión inicial solo cubría login y registro. Los endpoints de inscribirse/desinscribirse de un curso y de creación de cursos no tenían ningún límite, permitiendo saturar la base de datos alternando inscripción en bucle, o crear cursos de forma masiva por accidente o mediante un script.</w:t>
+      </w:r>
+    </w:p>
+    <w:p>
+      <w:pPr>
+        <w:spacing w:after="150"/>
+      </w:pPr>
+      <w:r>
+        <w:rPr>
+          <w:b/>
+          <w:bCs/>
+        </w:rPr>
+        <w:t xml:space="preserve">Corrección aplicada: </w:t>
+      </w:r>
+      <w:r>
+        <w:t xml:space="preserve">Se agregaron límites adicionales: máximo 30 inscripciones/desinscripciones cada 15 minutos y máximo 20 cursos creados por hora, ambos por usuario autenticado (en vez de por dirección IP, para no afectar a varios estudiantes que comparten red).</w:t>
+      </w:r>
+    </w:p>
+    <w:p>
+      <w:pPr>
+        <w:pStyle w:val="Heading3"/>
+        <w:spacing w:after="100" w:before="200"/>
+      </w:pPr>
+      <w:r>
+        <w:t xml:space="preserve">24. Dependencias npm con vulnerabilidades conocidas  (Severidad: Alta)</w:t>
+      </w:r>
+    </w:p>
+    <w:p>
+      <w:pPr>
+        <w:spacing w:after="150"/>
+      </w:pPr>
+      <w:r>
+        <w:rPr>
+          <w:b/>
+          <w:bCs/>
+        </w:rPr>
+        <w:t xml:space="preserve">Archivo(s): </w:t>
+      </w:r>
+      <w:r>
+        <w:t xml:space="preserve">package.json, package-lock.json</w:t>
+      </w:r>
+    </w:p>
+    <w:p>
+      <w:pPr>
+        <w:spacing w:after="150"/>
+      </w:pPr>
+      <w:r>
+        <w:rPr>
+          <w:b/>
+          <w:bCs/>
+        </w:rPr>
+        <w:t xml:space="preserve">Problema: </w:t>
+      </w:r>
+      <w:r>
+        <w:t xml:space="preserve">Un análisis con npm audit reportó 3 vulnerabilidades en dependencias transitivas: body-parser (denegación de servicio por manejo incorrecto del límite de tamaño), brace-expansion (denegación de servicio, solo en una dependencia de desarrollo) e ip-address (bypass de clasificación de confianza en direcciones IP, usada internamente por express-rate-limit).</w:t>
+      </w:r>
+    </w:p>
+    <w:p>
+      <w:pPr>
+        <w:spacing w:after="150"/>
+      </w:pPr>
+      <w:r>
+        <w:rPr>
+          <w:b/>
+          <w:bCs/>
+        </w:rPr>
+        <w:t xml:space="preserve">Corrección aplicada: </w:t>
+      </w:r>
+      <w:r>
+        <w:t xml:space="preserve">Se ejecutó npm audit fix, que actualizó las dependencias afectadas a versiones parcheadas (cambios menores, sin romper compatibilidad). Se confirmó que ninguna vulnerabilidad era explotable en la configuración actual del sistema, ya que no se usa trust proxy y la dirección IP no puede falsificarse mediante cabeceras.</w:t>
+      </w:r>
+    </w:p>
+    <w:p>
+      <w:pPr>
+        <w:spacing w:after="150"/>
+      </w:pPr>
+      <w:r>
+        <w:rPr>
+          <w:b/>
+          <w:bCs/>
+        </w:rPr>
+        <w:t xml:space="preserve">Evidencia de verificación: </w:t>
+      </w:r>
+      <w:r>
+        <w:t xml:space="preserve">npm audit reportó 0 vulnerabilidades tras aplicar la corrección.</w:t>
+      </w:r>
+    </w:p>
+    <w:p>
+      <w:pPr>
+        <w:spacing w:after="150"/>
+      </w:pPr>
+      <w:r>
+        <w:t xml:space="preserve">Nota — Diseño seguro de funcionalidades nuevas: la funcionalidad de recuperación de contraseña agregada posteriormente se diseñó siguiendo el mismo criterio de esta revisión desde el inicio: el token de recuperación se genera aleatoriamente, se guarda hasheado (nunca en texto plano, igual que las contraseñas), expira en 1 hora y se invalida tras su uso; y la respuesta del endpoint es idéntica exista o no una cuenta con ese correo, para no permitir enumerar cuentas registradas.</w:t>
       </w:r>
     </w:p>
     <w:p>
@@ -3907,7 +4557,7 @@
         <w:spacing w:after="150"/>
       </w:pPr>
       <w:r>
-        <w:t xml:space="preserve">El proceso de revisión de seguridad permitió identificar y corregir 20 hallazgos distribuidos en los principales módulos funcionales del sistema, incluyendo 4 vulnerabilidades de severidad crítica relacionadas con control de acceso a contenido y escalada de privilegios. La mayoría de las correcciones fueron verificadas directamente contra el sistema en ejecución, comparando el comportamiento observado antes y después de cada cambio.</w:t>
+        <w:t xml:space="preserve">El proceso de revisión de seguridad permitió identificar y corregir 24 hallazgos distribuidos en los principales módulos funcionales del sistema, incluyendo 4 vulnerabilidades de severidad crítica relacionadas con control de acceso a contenido y escalada de privilegios, además de refuerzos posteriores en validación de archivos, cabeceras HTTP, límites de uso y dependencias de terceros. La mayoría de las correcciones fueron verificadas directamente contra el sistema en ejecución, comparando el comportamiento observado antes y después de cada cambio.</w:t>
       </w:r>
     </w:p>
     <w:p>
